--- a/Backend/corey_resume_template(Nielsen_Disney_TCS).docx
+++ b/Backend/corey_resume_template(Nielsen_Disney_TCS).docx
@@ -1,6 +1,6 @@
 
 <file path=word/document.xml><?xml version="1.0" encoding="utf-8"?>
-<w:document xmlns:wpc="http://schemas.microsoft.com/office/word/2010/wordprocessingCanvas" xmlns:mc="http://schemas.openxmlformats.org/markup-compatibility/2006" xmlns:o="urn:schemas-microsoft-com:office:office" xmlns:r="http://schemas.openxmlformats.org/officeDocument/2006/relationships" xmlns:m="http://schemas.openxmlformats.org/officeDocument/2006/math" xmlns:v="urn:schemas-microsoft-com:vml" xmlns:wp14="http://schemas.microsoft.com/office/word/2010/wordprocessingDrawing" xmlns:wp="http://schemas.openxmlformats.org/drawingml/2006/wordprocessingDrawing" xmlns:w="http://schemas.openxmlformats.org/wordprocessingml/2006/main" xmlns:w14="http://schemas.microsoft.com/office/word/2010/wordml" xmlns:w10="urn:schemas-microsoft-com:office:word" xmlns:w15="http://schemas.microsoft.com/office/word/2012/wordml" xmlns:wpg="http://schemas.microsoft.com/office/word/2010/wordprocessingGroup" xmlns:wpi="http://schemas.microsoft.com/office/word/2010/wordprocessingInk" xmlns:wne="http://schemas.microsoft.com/office/word/2006/wordml" xmlns:wps="http://schemas.microsoft.com/office/word/2010/wordprocessingShape" xmlns:wpsCustomData="http://www.wps.cn/officeDocument/2013/wpsCustomData" mc:Ignorable="w14 w15 wp14">
+<w:document xmlns:wpc="http://schemas.microsoft.com/office/word/2010/wordprocessingCanvas" xmlns:cx="http://schemas.microsoft.com/office/drawing/2014/chartex" xmlns:cx1="http://schemas.microsoft.com/office/drawing/2015/9/8/chartex" xmlns:cx2="http://schemas.microsoft.com/office/drawing/2015/10/21/chartex" xmlns:cx3="http://schemas.microsoft.com/office/drawing/2016/5/9/chartex" xmlns:cx4="http://schemas.microsoft.com/office/drawing/2016/5/10/chartex" xmlns:cx5="http://schemas.microsoft.com/office/drawing/2016/5/11/chartex" xmlns:cx6="http://schemas.microsoft.com/office/drawing/2016/5/12/chartex" xmlns:cx7="http://schemas.microsoft.com/office/drawing/2016/5/13/chartex" xmlns:cx8="http://schemas.microsoft.com/office/drawing/2016/5/14/chartex" xmlns:mc="http://schemas.openxmlformats.org/markup-compatibility/2006" xmlns:o="urn:schemas-microsoft-com:office:office" xmlns:r="http://schemas.openxmlformats.org/officeDocument/2006/relationships" xmlns:m="http://schemas.openxmlformats.org/officeDocument/2006/math" xmlns:v="urn:schemas-microsoft-com:vml" xmlns:wp14="http://schemas.microsoft.com/office/word/2010/wordprocessingDrawing" xmlns:wp="http://schemas.openxmlformats.org/drawingml/2006/wordprocessingDrawing" xmlns:w="http://schemas.openxmlformats.org/wordprocessingml/2006/main" xmlns:w14="http://schemas.microsoft.com/office/word/2010/wordml" xmlns:w10="urn:schemas-microsoft-com:office:word" xmlns:w15="http://schemas.microsoft.com/office/word/2012/wordml" xmlns:wpg="http://schemas.microsoft.com/office/word/2010/wordprocessingGroup" xmlns:wpi="http://schemas.microsoft.com/office/word/2010/wordprocessingInk" xmlns:wne="http://schemas.microsoft.com/office/word/2006/wordml" xmlns:wps="http://schemas.microsoft.com/office/word/2010/wordprocessingShape" xmlns:wpsCustomData="http://www.wps.cn/officeDocument/2013/wpsCustomData" mc:Ignorable="w14 w15 wp14">
   <w:body>
     <w:p>
       <w:pPr>
@@ -651,7 +651,7 @@
           <w:szCs w:val="40"/>
           <w:lang w:val="en-US"/>
         </w:rPr>
-        <w:t>New York, Ny (Remote)</w:t>
+        <w:t>New York, NY (Remote)</w:t>
       </w:r>
       <w:r>
         <w:rPr>
@@ -1251,8 +1251,8 @@
       <w:r>
         <w:rPr>
           <w:rFonts w:hint="default" w:cs="Calibri"/>
-          <w:b/>
-          <w:bCs/>
+          <w:b w:val="0"/>
+          <w:bCs w:val="0"/>
           <w:color w:val="auto"/>
           <w:sz w:val="24"/>
           <w:szCs w:val="24"/>
@@ -1617,8 +1617,10 @@
           <w:szCs w:val="40"/>
           <w:lang w:val="en-US"/>
         </w:rPr>
-        <w:t xml:space="preserve"> Plano TX (Remote)</w:t>
-      </w:r>
+        <w:t xml:space="preserve"> Plano,</w:t>
+      </w:r>
+      <w:bookmarkStart w:id="0" w:name="_GoBack"/>
+      <w:bookmarkEnd w:id="0"/>
       <w:r>
         <w:rPr>
           <w:rFonts w:hint="default" w:cs="Calibri"/>
@@ -1631,7 +1633,7 @@
           <w:szCs w:val="40"/>
           <w:lang w:val="en-US"/>
         </w:rPr>
-        <w:tab/>
+        <w:t xml:space="preserve"> TX (Remote)</w:t>
       </w:r>
       <w:r>
         <w:rPr>
@@ -1645,6 +1647,20 @@
           <w:szCs w:val="40"/>
           <w:lang w:val="en-US"/>
         </w:rPr>
+        <w:tab/>
+      </w:r>
+      <w:r>
+        <w:rPr>
+          <w:rFonts w:hint="default" w:cs="Calibri"/>
+          <w:b w:val="0"/>
+          <w:bCs w:val="0"/>
+          <w:i/>
+          <w:iCs/>
+          <w:color w:val="auto"/>
+          <w:sz w:val="24"/>
+          <w:szCs w:val="40"/>
+          <w:lang w:val="en-US"/>
+        </w:rPr>
         <w:t>Apr</w:t>
       </w:r>
       <w:r>
@@ -1795,8 +1811,6 @@
         </w:rPr>
         <w:t>&gt;&gt;</w:t>
       </w:r>
-      <w:bookmarkStart w:id="0" w:name="_GoBack"/>
-      <w:bookmarkEnd w:id="0"/>
       <w:r>
         <w:rPr>
           <w:rFonts w:hint="default" w:ascii="Calibri" w:hAnsi="Calibri" w:cs="Calibri"/>
@@ -2119,7 +2133,7 @@
           <w:szCs w:val="24"/>
           <w:lang w:val="en-US"/>
         </w:rPr>
-        <w:t xml:space="preserve"> </w:t>
+        <w:t xml:space="preserve"> Aug </w:t>
       </w:r>
       <w:r>
         <w:rPr>
@@ -2147,7 +2161,26 @@
           <w:sz w:val="24"/>
           <w:szCs w:val="24"/>
         </w:rPr>
-        <w:t>—201</w:t>
+        <w:t>—</w:t>
+      </w:r>
+      <w:r>
+        <w:rPr>
+          <w:rFonts w:hint="default" w:cs="Calibri"/>
+          <w:color w:val="auto"/>
+          <w:sz w:val="24"/>
+          <w:szCs w:val="24"/>
+          <w:lang w:val="en-US"/>
+        </w:rPr>
+        <w:t xml:space="preserve"> May </w:t>
+      </w:r>
+      <w:r>
+        <w:rPr>
+          <w:rFonts w:hint="default" w:ascii="Calibri" w:hAnsi="Calibri" w:cs="Calibri"/>
+          <w:color w:val="auto"/>
+          <w:sz w:val="24"/>
+          <w:szCs w:val="24"/>
+        </w:rPr>
+        <w:t>201</w:t>
       </w:r>
       <w:r>
         <w:rPr>

--- a/Backend/corey_resume_template(Nielsen_Disney_TCS).docx
+++ b/Backend/corey_resume_template(Nielsen_Disney_TCS).docx
@@ -49,7 +49,7 @@
           <w:sz w:val="21"/>
           <w:szCs w:val="21"/>
         </w:rPr>
-        <w:t>&lt;&lt; Main-Title &gt;&gt; — &lt;&lt; Sub-Title-1 &gt;&gt; • &lt;&lt; Sub-Title-2 &gt;&gt; • &lt;&lt; Sub-Title-3 &gt;&gt; • &lt;&lt; Sub-Title-4 &gt;&gt; • &lt;&lt; Sub-Title-5 &gt;&gt;</w:t>
+        <w:t>&lt;&lt; Main-Title &gt;&gt; | &lt;&lt; Sub-Title-1 &gt;&gt; · &lt;&lt; Sub-Title-2 &gt;&gt; · &lt;&lt; Sub-Title-3 &gt;&gt; · &lt;&lt; Sub-Title-4 &gt;&gt; · &lt;&lt; Sub-Title-5 &gt;&gt;</w:t>
       </w:r>
     </w:p>
     <w:p>
